--- a/docs/langfuse-lab-guide.docx
+++ b/docs/langfuse-lab-guide.docx
@@ -14,12 +14,6 @@
       <w:pPr/>
       <w:r>
         <w:t xml:space="preserve">Oct 10, 2026</w:t>
-      </w:r>
-      <w:r>
-        <w:t xml:space="preserve"> · </w:t>
-      </w:r>
-      <w:r>
-        <w:t xml:space="preserve">@Guilene</w:t>
       </w:r>
     </w:p>
     <w:p>
